--- a/output/docx/en/BUFRCREX_TableB_en_30.docx
+++ b/output/docx/en/BUFRCREX_TableB_en_30.docx
@@ -2182,7 +2182,7 @@
           <w:i/>
           <w:sz w:val="14"/>
         </w:rPr>
-        <w:t>Note 92: In order to distinguish unambiguously the cases of missing data and saturated pixels, n-bit image data should be encoded using a data width of n+1. Where such a descriptor is not already available in Class 30, operator descriptor 2 01 YYY should be used to modify the data width of the existing entry as required.</w:t>
+        <w:t>Note B92: In order to distinguish unambiguously the cases of missing data and saturated pixels, n-bit image data should be encoded using a data width of n+1. Where such a descriptor is not already available in Class 30, operator descriptor 2 01 YYY should be used to modify the data width of the existing entry as required.</w:t>
       </w:r>
     </w:p>
     <w:p>
@@ -2192,7 +2192,7 @@
           <w:i/>
           <w:sz w:val="14"/>
         </w:rPr>
-        <w:t>Note 115: Pixel data width can be changed with descriptor 2 01 YYY.</w:t>
+        <w:t>Note B115: Pixel data width can be changed with descriptor 2 01 YYY.</w:t>
       </w:r>
     </w:p>
     <w:sectPr>
